--- a/docs/maintenance/AI开发项目_Bug记录模板.docx
+++ b/docs/maintenance/AI开发项目_Bug记录模板.docx
@@ -11171,6 +11171,670 @@
           <w:sz w:val="21"/>
         </w:rPr>
         <w:t>发布边界：记录私人 MARKETING_VERSION、CURRENT_PROJECT_VERSION、PhoneWeb.bundle 与根资源哈希、专项和全量测试结果。Windows 浏览器通过不得写成 Mac 或真机通过；网页未部署时必须明确注明。用户未授权前不得 Git 提交、推送或发布网站。</w:t>
+      </w:r>
+    </w:p>
+    <w:p>
+      <w:r>
+        <w:br w:type="page"/>
+      </w:r>
+    </w:p>
+    <w:p>
+      <w:pPr>
+        <w:pStyle w:val="Heading1"/>
+      </w:pPr>
+      <w:r>
+        <w:rPr>
+          <w:rFonts w:ascii="等线" w:hAnsi="等线" w:eastAsia="等线"/>
+          <w:sz w:val="32"/>
+        </w:rPr>
+        <w:t>v989 婚礼单章重做与第一幕身份锚点修复记录（2026-08-19）</w:t>
+      </w:r>
+    </w:p>
+    <w:p>
+      <w:pPr>
+        <w:spacing w:after="120" w:line="300" w:lineRule="auto"/>
+      </w:pPr>
+      <w:r>
+        <w:rPr>
+          <w:rFonts w:ascii="等线" w:hAnsi="等线" w:eastAsia="等线"/>
+          <w:sz w:val="21"/>
+        </w:rPr>
+        <w:t>现象：整场婚礼的旧生成逻辑会从任意一张已经成功的画面中寻找人物参考，导致后续章节或失败重试可能参考相邻章节，而不是统一参考第一幕；用户对单张画面不满意时只能重做整场，已经满意的五张也会被覆盖。</w:t>
+      </w:r>
+    </w:p>
+    <w:p>
+      <w:pPr>
+        <w:spacing w:after="120" w:line="300" w:lineRule="auto"/>
+      </w:pPr>
+      <w:r>
+        <w:rPr>
+          <w:rFonts w:ascii="等线" w:hAnsi="等线" w:eastAsia="等线"/>
+          <w:sz w:val="21"/>
+        </w:rPr>
+        <w:t>根因：weddingIdentityReference 会遍历六幕并返回第一张可用的非当前画面；整场生成先并行完成所有首次尝试，再统一处理失败幕，因此第一幕尚未确立时，第 2～6 幕可能没有稳定图像锚点。准备数据也没有单幕版本键和只更新一个 sceneKeys 项的入口。</w:t>
+      </w:r>
+    </w:p>
+    <w:p>
+      <w:pPr>
+        <w:spacing w:after="120" w:line="300" w:lineRule="auto"/>
+      </w:pPr>
+      <w:r>
+        <w:rPr>
+          <w:rFonts w:ascii="等线" w:hAnsi="等线" w:eastAsia="等线"/>
+          <w:sz w:val="21"/>
+        </w:rPr>
+        <w:t>修复：第一幕改为整场唯一身份锚点。整场按章节顺序生成，每一幕首次失败后立即完成两次自动重试，再开始下一幕；第 2～6 幕的首次生成与重试只引用第一幕。参考图先转换为可传输 data URL；若接口不支持参考图，不再静默退回无参考的纯文字生图，而是进入该幕重试与预设图回退。</w:t>
+      </w:r>
+    </w:p>
+    <w:p>
+      <w:pPr>
+        <w:spacing w:after="120" w:line="300" w:lineRule="auto"/>
+      </w:pPr>
+      <w:r>
+        <w:rPr>
+          <w:rFonts w:ascii="等线" w:hAnsi="等线" w:eastAsia="等线"/>
+          <w:sz w:val="21"/>
+        </w:rPr>
+        <w:t>新增入口：线下约会的已完成现代／中式婚礼卡片增加“单独重做某一章”。六章可独立选择；重做第 2～6 章只参考当前第一幕，重做第一章则参考当前已保存的第一幕。每章最多三次生成，旧图在新图通过动作和人物一致性复核、成功写入独立缓存键之前始终保留；三次失败不覆盖原图，其他五章和婚礼记忆均不改变。</w:t>
+      </w:r>
+    </w:p>
+    <w:p>
+      <w:pPr>
+        <w:spacing w:after="120" w:line="300" w:lineRule="auto"/>
+      </w:pPr>
+      <w:r>
+        <w:rPr>
+          <w:rFonts w:ascii="等线" w:hAnsi="等线" w:eastAsia="等线"/>
+          <w:sz w:val="21"/>
+        </w:rPr>
+        <w:t>版本与验证边界：网页 v989，私人 iOS 1.0.110 (110)，原生桥 23。PhoneWeb.bundle 必须由 v989 共享清单重建；Windows 全量回归通过后仍须在 Mac 编译签名，并在真实 iPhone 使用实际生图接口检查 data URL 参考图、长耗时重试和单幕覆盖。</w:t>
+      </w:r>
+    </w:p>
+    <w:p>
+      <w:r>
+        <w:br w:type="page"/>
+      </w:r>
+    </w:p>
+    <w:p>
+      <w:pPr>
+        <w:pStyle w:val="Heading1"/>
+      </w:pPr>
+      <w:r>
+        <w:rPr>
+          <w:rFonts w:ascii="等线" w:hAnsi="等线" w:eastAsia="等线"/>
+          <w:sz w:val="32"/>
+        </w:rPr>
+        <w:t>v996 七项修复与独立伴生云迁移记录（2026-08-20）</w:t>
+      </w:r>
+    </w:p>
+    <w:p>
+      <w:pPr>
+        <w:spacing w:after="120" w:line="300" w:lineRule="auto"/>
+      </w:pPr>
+      <w:r>
+        <w:rPr>
+          <w:rFonts w:ascii="等线" w:hAnsi="等线" w:eastAsia="等线"/>
+          <w:sz w:val="21"/>
+        </w:rPr>
+        <w:t>问题一（共同生活摘要消失）：总结入口在异步 save 尚未真正落盘时就提示成功，iOS 随后挂起会丢失刚生成的角色记忆。修复为等待 saveNowAsync 持久化成功后再返回成功；失败不再假报完成。</w:t>
+      </w:r>
+    </w:p>
+    <w:p>
+      <w:pPr>
+        <w:spacing w:after="120" w:line="300" w:lineRule="auto"/>
+      </w:pPr>
+      <w:r>
+        <w:rPr>
+          <w:rFonts w:ascii="等线" w:hAnsi="等线" w:eastAsia="等线"/>
+          <w:sz w:val="21"/>
+        </w:rPr>
+        <w:t>问题二（跨日与睡眠时间错误）：通话睡眠缺少开始、醒来和跨日持续时间锚点，模型会把睡前话题当成醒来后的当前事件；精确时间回答还可能在模型生成期间变旧。现持久化睡眠起止，计算真实时长和跨越天数，醒来提示明确标注旧话题，并在消息实际送达前校正精确时间。</w:t>
+      </w:r>
+    </w:p>
+    <w:p>
+      <w:pPr>
+        <w:spacing w:after="120" w:line="300" w:lineRule="auto"/>
+      </w:pPr>
+      <w:r>
+        <w:rPr>
+          <w:rFonts w:ascii="等线" w:hAnsi="等线" w:eastAsia="等线"/>
+          <w:sz w:val="21"/>
+        </w:rPr>
+        <w:t>问题三（启动显示任务布置失败）：自动任务生成与手动任务页共用可见错误通道，启动网络波动会直接打扰用户。现自动路径静默、无效 JSON 使用安全后备任务、失败按持久化指数退避；只有用户主动进入任务页时保留明确错误。</w:t>
+      </w:r>
+    </w:p>
+    <w:p>
+      <w:pPr>
+        <w:spacing w:after="120" w:line="300" w:lineRule="auto"/>
+      </w:pPr>
+      <w:r>
+        <w:rPr>
+          <w:rFonts w:ascii="等线" w:hAnsi="等线" w:eastAsia="等线"/>
+          <w:sz w:val="21"/>
+        </w:rPr>
+        <w:t>问题四（视频摄像头逐句卡顿）：每次角色 TTS 回复都会重置原生音频会话，摄像头开启时造成媒体会话反复拆建。现摄像头视频活动期间复用同一原生媒体会话，不随每句识别结果重建；摄像头关闭后的既有音频恢复逻辑保持。</w:t>
+      </w:r>
+    </w:p>
+    <w:p>
+      <w:pPr>
+        <w:spacing w:after="120" w:line="300" w:lineRule="auto"/>
+      </w:pPr>
+      <w:r>
+        <w:rPr>
+          <w:rFonts w:ascii="等线" w:hAnsi="等线" w:eastAsia="等线"/>
+          <w:sz w:val="21"/>
+        </w:rPr>
+        <w:t>问题五（角色时区）：新增跟随设备、北京时间、常用国外时区和 Intl 支持的全球时区选择。角色日期、时间、星期、昼夜、日程、共同生活自动状态和后台推送时区统一读取角色所选时区；旧用户默认跟随设备，不改变原行为。</w:t>
+      </w:r>
+    </w:p>
+    <w:p>
+      <w:pPr>
+        <w:spacing w:after="120" w:line="300" w:lineRule="auto"/>
+      </w:pPr>
+      <w:r>
+        <w:rPr>
+          <w:rFonts w:ascii="等线" w:hAnsi="等线" w:eastAsia="等线"/>
+          <w:sz w:val="21"/>
+        </w:rPr>
+        <w:t>问题六（“我去刷抖音”后静默）：查岗解析器把“刷”当作刷新/读取关键词，普通自用陈述进入早期查岗通道，查询无变化后又没有回复。现先识别“我去刷/看看某 App”等自用语句并保持正常聊天；“你查一下我的抖音”等明确查看指令仍进入真实读取。</w:t>
+      </w:r>
+    </w:p>
+    <w:p>
+      <w:pPr>
+        <w:spacing w:after="120" w:line="300" w:lineRule="auto"/>
+      </w:pPr>
+      <w:r>
+        <w:rPr>
+          <w:rFonts w:ascii="等线" w:hAnsi="等线" w:eastAsia="等线"/>
+          <w:sz w:val="21"/>
+        </w:rPr>
+        <w:t>问题七（后台提醒和手机号绑定失效）：旧 Supabase 项目鉴权与函数请求超时，而邀请码新项目只部署 phone-license；锁定/查看仍可用是因为走 iPhone 原生直连，后台 APNs、角色任务和手机号账号走的是失效旧云。按用户授权新建完全独立项目 small-phone-companion-cloud（qvuahlqimcfgeoetosnl），未修改旧项目和邀请码项目。安装 20 个前置迁移及 202608200001 定时端点迁移，部署 phone-role-push 与 phone-companion-push，配置 APNs，核验 cron 只指向独立项目。</w:t>
+      </w:r>
+    </w:p>
+    <w:p>
+      <w:pPr>
+        <w:spacing w:after="120" w:line="300" w:lineRule="auto"/>
+      </w:pPr>
+      <w:r>
+        <w:rPr>
+          <w:rFonts w:ascii="等线" w:hAnsi="等线" w:eastAsia="等线"/>
+          <w:sz w:val="21"/>
+        </w:rPr>
+        <w:t>手机号首次绑定根因与修复：原界面只有登录，新独立项目又为空，因此用户没有可登录账号。原生桥 25 新增 account.password.signup，界面分为“创建并绑定”和“登录并恢复”；独立项目启用自动确认，不发短信/邮件。云端已有备份时仍先展示备份并要求用户选择，本机在确认恢复前不改变，空账号才建立第一份备份。</w:t>
+      </w:r>
+    </w:p>
+    <w:p>
+      <w:pPr>
+        <w:spacing w:after="120" w:line="300" w:lineRule="auto"/>
+      </w:pPr>
+      <w:r>
+        <w:rPr>
+          <w:rFonts w:ascii="等线" w:hAnsi="等线" w:eastAsia="等线"/>
+          <w:sz w:val="21"/>
+        </w:rPr>
+        <w:t>验证：云端 Auth、角色状态 RPC、伴生函数、备份 RPC、迁移记录、定时任务目标与旧项目隔离均已探测成功；Windows 全量自动回归 810/810 通过，三份维护文档共 423 页均已渲染检查。Windows 无法替代 Mac 编译、签名和真实 iPhone 的摄像头、跨日、后台/锁屏/上划退出 APNs 验收。</w:t>
+      </w:r>
+    </w:p>
+    <w:p>
+      <w:pPr>
+        <w:pStyle w:val="Heading1"/>
+        <w:pageBreakBefore/>
+      </w:pPr>
+      <w:r>
+        <w:rPr>
+          <w:rFonts w:ascii="等线" w:hAnsi="等线" w:eastAsia="等线"/>
+          <w:sz w:val="32"/>
+        </w:rPr>
+        <w:t>v996 网页版与私人 App 伴生功能硬隔离修正（2026-08-20）</w:t>
+      </w:r>
+    </w:p>
+    <w:p>
+      <w:pPr>
+        <w:spacing w:after="120" w:line="300" w:lineRule="auto"/>
+      </w:pPr>
+      <w:r>
+        <w:rPr>
+          <w:rFonts w:ascii="等线" w:hAnsi="等线" w:eastAsia="等线"/>
+          <w:sz w:val="21"/>
+        </w:rPr>
+        <w:t>现象与风险：伴生设备、后台 APNs、手机号云账号和真实 iPhone 原生控制本应只属于私人 App，但网页与私人 App 共用 app.js。虽然部分入口已有原生桥判断，情侣空间伴生页、角色后台开关及若干定时拉取仍可能在网页版出现或尝试连接独立伴生云；旧本地数据还可能让角色提示词带入真实设备缓存。</w:t>
+      </w:r>
+    </w:p>
+    <w:p>
+      <w:pPr>
+        <w:spacing w:after="120" w:line="300" w:lineRule="auto"/>
+      </w:pPr>
+      <w:r>
+        <w:rPr>
+          <w:rFonts w:ascii="等线" w:hAnsi="等线" w:eastAsia="等线"/>
+          <w:sz w:val="21"/>
+        </w:rPr>
+        <w:t>根因：过去把“共享业务源码”和“共享全部功能入口”混为一谈。privateNativeAppOn 只覆盖局部原生能力，没有形成界面、提示词、定时器、RPC 和直接 fetch 的统一硬门槛，因此单靠页面密码或原生桥缺失不能证明网页版完全隔离。</w:t>
+      </w:r>
+    </w:p>
+    <w:p>
+      <w:pPr>
+        <w:spacing w:after="120" w:line="300" w:lineRule="auto"/>
+      </w:pPr>
+      <w:r>
+        <w:rPr>
+          <w:rFonts w:ascii="等线" w:hAnsi="等线" w:eastAsia="等线"/>
+          <w:sz w:val="21"/>
+        </w:rPr>
+        <w:t>修复：新增 privateCompanionAppOn 作为唯一产品边界。网页版隐藏情侣空间第三页、全部伴生快捷入口、关闭 App 后主动联系、软件使用感知和次数设置；底层 companionRpc、配对、同步、APNs、角色后台队列、定时拉取、状态核验和直接 keepalive 请求均在非私人 App 环境返回，不访问独立伴生云。角色设备提示、日常伴生背景和设备动作标签在网页版返回空内容或无操作。网页版原有普通主动消息、聊天、电话、查岗和其他网页功能不被删除。</w:t>
+      </w:r>
+    </w:p>
+    <w:p>
+      <w:pPr>
+        <w:spacing w:after="120" w:line="300" w:lineRule="auto"/>
+      </w:pPr>
+      <w:r>
+        <w:rPr>
+          <w:rFonts w:ascii="等线" w:hAnsi="等线" w:eastAsia="等线"/>
+          <w:sz w:val="21"/>
+        </w:rPr>
+        <w:t>验证：新增 web-private-companion-isolation 回归，覆盖界面隐藏、后台网络拦截和角色事实隔离；同步修正安全读取测试以识别私人包装层。Windows 全量自动回归 814/814 通过，PhoneWeb.bundle 已从同一共享清单重建。Mac 编译、签名和真实 iPhone 私人伴生功能仍需真机验证，网页版还需发布后做一次无原生桥网络观察。</w:t>
+      </w:r>
+    </w:p>
+    <w:p>
+      <w:pPr>
+        <w:pStyle w:val="Heading1"/>
+        <w:pageBreakBefore/>
+      </w:pPr>
+      <w:r>
+        <w:rPr>
+          <w:rFonts w:ascii="等线" w:hAnsi="等线" w:eastAsia="等线"/>
+          <w:sz w:val="32"/>
+        </w:rPr>
+        <w:t>v1001 主动伴生与微信交互修复记录（2026-08-20）</w:t>
+      </w:r>
+    </w:p>
+    <w:p>
+      <w:pPr>
+        <w:spacing w:after="120" w:line="300" w:lineRule="auto"/>
+      </w:pPr>
+      <w:r>
+        <w:rPr>
+          <w:rFonts w:ascii="等线" w:hAnsi="等线" w:eastAsia="等线"/>
+          <w:sz w:val="21"/>
+        </w:rPr>
+        <w:t>后台记录诊断：抽查独立伴生云时共有 51 条命令，其中 50 条为后台自动刷新，49 条最终失败、被后续命令取代或过期，只有 1 条完成，角色可投递 outbox 为 0。说明开关和查询入口并非完全不存在，但后台刷新高频互相覆盖且完成结果没有形成角色可见提醒，用户感受等同失效。最近快照电量为 1% 且处于充电状态，按“仅未充电且快照新鲜”规则本次不应重复低电提醒；这不能解释此前未充电时的失败。</w:t>
+      </w:r>
+    </w:p>
+    <w:p>
+      <w:pPr>
+        <w:spacing w:after="120" w:line="300" w:lineRule="auto"/>
+      </w:pPr>
+      <w:r>
+        <w:rPr>
+          <w:rFonts w:ascii="等线" w:hAnsi="等线" w:eastAsia="等线"/>
+          <w:sz w:val="21"/>
+        </w:rPr>
+        <w:t>主动伴生修复：服务器不再把临时租约状态当永久 suspended；自动规则统一使用设备上报时区并兼容旧角色时区；刷新节流同时读取 automation_state 和真实命令表最新时间，阻止每分钟重复入队互相 supersede；三小时失联查看后必须形成可见消息或电话，不能只查不说。心率难过关心在健康快照缺失或过旧时会立即排队真实读取并在成功后继续关心，手动真实解锁成功后原生 App 立即安静同步。</w:t>
+      </w:r>
+    </w:p>
+    <w:p>
+      <w:pPr>
+        <w:spacing w:after="120" w:line="300" w:lineRule="auto"/>
+      </w:pPr>
+      <w:r>
+        <w:rPr>
+          <w:rFonts w:ascii="等线" w:hAnsi="等线" w:eastAsia="等线"/>
+          <w:sz w:val="21"/>
+        </w:rPr>
+        <w:t>每日必查边界：睡眠、步数、总时长和全部 App 记录仍按各自时段每天执行一次，不受普通主动消息时段限制；失败只能基于真实新快照重试，禁止拿旧数据冒充完成。时区不是唯一根因，只是曾经会放大错过时段的问题。</w:t>
+      </w:r>
+    </w:p>
+    <w:p>
+      <w:pPr>
+        <w:spacing w:after="120" w:line="300" w:lineRule="auto"/>
+      </w:pPr>
+      <w:r>
+        <w:rPr>
+          <w:rFonts w:ascii="等线" w:hAnsi="等线" w:eastAsia="等线"/>
+          <w:sz w:val="21"/>
+        </w:rPr>
+        <w:t>朋友圈评论修复：参考 2026-07-30 版本保留评论线程、最近聊天和角色上下文；提交后显示等待状态，真实模型失败时只显示失败与重试，不生成或写入任何假回复。角色最新一条朋友圈单独置顶，其余按时间倒序。明确要求朋友圈带照片时优先复用本轮或最近相关照片，没有可用图才真实调用生图；生成失败必须如实提示，不能伪造照片。</w:t>
+      </w:r>
+    </w:p>
+    <w:p>
+      <w:pPr>
+        <w:spacing w:after="120" w:line="300" w:lineRule="auto"/>
+      </w:pPr>
+      <w:r>
+        <w:rPr>
+          <w:rFonts w:ascii="等线" w:hAnsi="等线" w:eastAsia="等线"/>
+          <w:sz w:val="21"/>
+        </w:rPr>
+        <w:t>微信交互修复：新增角色聊天详情页；点角色头像直接进入详情，点文字、图片等消息气泡打开删除/查看等消息菜单。详情页承接群聊、聊天搜索、免打扰、置顶、背景、清空记录与投诉。删除微信角色拍一拍入口和角色拍一拍生成/解析，真实手机好友群聊的独立拍一拍不受影响。</w:t>
+      </w:r>
+    </w:p>
+    <w:p>
+      <w:pPr>
+        <w:spacing w:after="120" w:line="300" w:lineRule="auto"/>
+      </w:pPr>
+      <w:r>
+        <w:rPr>
+          <w:rFonts w:ascii="等线" w:hAnsi="等线" w:eastAsia="等线"/>
+          <w:sz w:val="21"/>
+        </w:rPr>
+        <w:t>远程操控修复：朋友圈、X、抖音等查看动作改为精确定位目标内容并展示目标名与进度，不再停在泛化页面随机点一下；朋友圈角色内容进入对应详情，自己的内容定位到对应卡片。</w:t>
+      </w:r>
+    </w:p>
+    <w:p>
+      <w:pPr>
+        <w:spacing w:after="120" w:line="300" w:lineRule="auto"/>
+      </w:pPr>
+      <w:r>
+        <w:rPr>
+          <w:rFonts w:ascii="等线" w:hAnsi="等线" w:eastAsia="等线"/>
+          <w:sz w:val="21"/>
+        </w:rPr>
+        <w:t>版本与验证：网页 v1001，私人 iOS 1.0.122 (122)，原生桥仍为 25；PhoneWeb.bundle 已由共享清单重建。Windows 语法检查与自动回归 849/849 通过。Mac 编译、签名以及真实 iPhone 的后台刷新、低电、失联、心率、手动解锁、朋友圈生图和远程操控仍未完成，不得标记为真机已通过。</w:t>
+      </w:r>
+    </w:p>
+    <w:p>
+      <w:pPr>
+        <w:pStyle w:val="Heading1"/>
+        <w:pageBreakBefore/>
+      </w:pPr>
+      <w:r>
+        <w:rPr>
+          <w:rFonts w:ascii="等线" w:hAnsi="等线" w:eastAsia="等线"/>
+          <w:sz w:val="32"/>
+        </w:rPr>
+        <w:t>v1002 聊天入口分工与屏幕时间完成态修复（2026-08-20）</w:t>
+      </w:r>
+    </w:p>
+    <w:p>
+      <w:pPr>
+        <w:spacing w:after="120" w:line="300" w:lineRule="auto"/>
+      </w:pPr>
+      <w:r>
+        <w:rPr>
+          <w:rFonts w:ascii="等线" w:hAnsi="等线" w:eastAsia="等线"/>
+          <w:sz w:val="21"/>
+        </w:rPr>
+        <w:t>聊天入口回归：v1001 误把聊天右上角三个点和角色头像都指向新增聊天详情页。v1002 恢复旧分工：三个点进入角色资料页（朋友圈、权限、角色功能等），角色头像进入聊天详情页，消息气泡进入消息菜单。新增互斥断言，防止两个入口再次合并。</w:t>
+      </w:r>
+    </w:p>
+    <w:p>
+      <w:pPr>
+        <w:spacing w:after="120" w:line="300" w:lineRule="auto"/>
+      </w:pPr>
+      <w:r>
+        <w:rPr>
+          <w:rFonts w:ascii="等线" w:hAnsi="等线" w:eastAsia="等线"/>
+          <w:sz w:val="21"/>
+        </w:rPr>
+        <w:t>屏幕时间悬浮条根因：共同生活读取已经完成，但完成横幅仍等待角色模型生成现场反应；模型超时、返回空内容或未通过真实数据校验时，横幅会长期停留，真实结果也没有独立重试状态。</w:t>
+      </w:r>
+    </w:p>
+    <w:p>
+      <w:pPr>
+        <w:spacing w:after="120" w:line="300" w:lineRule="auto"/>
+      </w:pPr>
+      <w:r>
+        <w:rPr>
+          <w:rFonts w:ascii="等线" w:hAnsi="等线" w:eastAsia="等线"/>
+          <w:sz w:val="21"/>
+        </w:rPr>
+        <w:t>修复：读取完成横幅在 450 毫秒后立即关闭，不再等待模型；真实结果单独持久化，角色回复失败时只用同一真实结果重试模型，不重复读取、不编造替代回复。回复属于共同生活而用户停留在微信时，明确提示进入共同生活查看。</w:t>
+      </w:r>
+    </w:p>
+    <w:p>
+      <w:pPr>
+        <w:spacing w:after="120" w:line="300" w:lineRule="auto"/>
+      </w:pPr>
+      <w:r>
+        <w:rPr>
+          <w:rFonts w:ascii="等线" w:hAnsi="等线" w:eastAsia="等线"/>
+          <w:sz w:val="21"/>
+        </w:rPr>
+        <w:t>版本与验证：网页 v1002，私人 iOS 1.0.123 (123)，原生桥 25。Windows 全量自动回归 850/850 通过；Mac 编译、签名和真实 iPhone 验证仍未完成。</w:t>
+      </w:r>
+    </w:p>
+    <w:p>
+      <w:pPr>
+        <w:pStyle w:val="Heading1"/>
+        <w:pageBreakBefore/>
+      </w:pPr>
+      <w:r>
+        <w:rPr>
+          <w:rFonts w:ascii="等线" w:hAnsi="等线" w:eastAsia="等线"/>
+          <w:sz w:val="32"/>
+        </w:rPr>
+        <w:t>v1002 回复回归热修｜自动重试占用普通聊天与朋友圈（2026-08-20）</w:t>
+      </w:r>
+    </w:p>
+    <w:p>
+      <w:pPr>
+        <w:spacing w:after="120" w:line="300" w:lineRule="auto"/>
+      </w:pPr>
+      <w:r>
+        <w:rPr>
+          <w:rFonts w:ascii="等线" w:hAnsi="等线" w:eastAsia="等线"/>
+          <w:sz w:val="21"/>
+        </w:rPr>
+        <w:t>用户证据与最后正常基线：用户确认未改前的 v1000 普通角色回复和朋友圈回复完整正常。安装后在共同生活读取屏幕时间之后，出现普通角色回复需数分钟、朋友圈长期显示回复中、模型测试偶发连接超时、重新打开 App 后仍在回复中的连续现象。Git main、HEAD 与 origin/main 均为 v1000 提交 42a7b1587ce53070d82d38320c79d1941c603a80；v1001／v1002 只存在于未提交工作区。</w:t>
+      </w:r>
+    </w:p>
+    <w:p>
+      <w:pPr>
+        <w:spacing w:after="120" w:line="300" w:lineRule="auto"/>
+      </w:pPr>
+      <w:r>
+        <w:rPr>
+          <w:rFonts w:ascii="等线" w:hAnsi="等线" w:eastAsia="等线"/>
+          <w:sz w:val="21"/>
+        </w:rPr>
+        <w:t>代码根因：v1002 新增的 phoneFactRetry 把失败结果连同 retryAt 持久化。cohabPhoneAutonomyTick 每 15 秒检查，时间到后重新取得全局真实读取通道并调用 cohabPhoneDeliverFact；该函数一次最多进行主请求加两次安全重说，而 chatAPI 单次超时上限为 190 秒，因此一轮失败最多可占用约 570 秒，并可跨 App 重启继续。普通微信 aiReply 在该通道期间主动静默，朋友圈评论又会同时争用同一模型线路，形成用户看到的分钟级延迟和近似无回复。</w:t>
+      </w:r>
+    </w:p>
+    <w:p>
+      <w:pPr>
+        <w:spacing w:after="120" w:line="300" w:lineRule="auto"/>
+      </w:pPr>
+      <w:r>
+        <w:rPr>
+          <w:rFonts w:ascii="等线" w:hAnsi="等线" w:eastAsia="等线"/>
+          <w:sz w:val="21"/>
+        </w:rPr>
+        <w:t>第二个回归：replyGenerationRun 只把“运行期间读取代次发生变化”识别为正常接管。若用户点击回复前读取通道已经占用，aiReply 会立即静默返回，但代次没有变化，包装器会再请求一次并错误显示“模型未回复”，把正常读取接管误报成 API 故障。</w:t>
+      </w:r>
+    </w:p>
+    <w:p>
+      <w:pPr>
+        <w:spacing w:after="120" w:line="300" w:lineRule="auto"/>
+      </w:pPr>
+      <w:r>
+        <w:rPr>
+          <w:rFonts w:ascii="等线" w:hAnsi="等线" w:eastAsia="等线"/>
+          <w:sz w:val="21"/>
+        </w:rPr>
+        <w:t>测试遗漏：原 v1002 测试只静态断言失败结果存在自动重试，没有限制重试时长、跨重启次数、全局通道占用，也没有验证 v1000 普通聊天和朋友圈在读取失败后的可用性。850／850 因此不能证明这条真机并发链安全。</w:t>
+      </w:r>
+    </w:p>
+    <w:p>
+      <w:pPr>
+        <w:spacing w:after="120" w:line="300" w:lineRule="auto"/>
+      </w:pPr>
+      <w:r>
+        <w:rPr>
+          <w:rFonts w:ascii="等线" w:hAnsi="等线" w:eastAsia="等线"/>
+          <w:sz w:val="21"/>
+        </w:rPr>
+        <w:t>修复：真实读取结果仍保存在 phoneFactRetry，但状态改为 manual，不再由 15 秒循环自动重放模型请求；旧存档中的 retryAt 启动后原位迁移为 manual，保留真实数据且停止继续占用线路。replyGenerationRun 在第一次调用前、第一次返回后、重试前和显示错误前都检查真实读取通道；正常接管保持静默，不再二次请求或误报模型错误。朋友圈中断状态在冷启动时改为真实失败与手动重试，不写入假回复。</w:t>
+      </w:r>
+    </w:p>
+    <w:p>
+      <w:pPr>
+        <w:spacing w:after="120" w:line="300" w:lineRule="auto"/>
+      </w:pPr>
+      <w:r>
+        <w:rPr>
+          <w:rFonts w:ascii="等线" w:hAnsi="等线" w:eastAsia="等线"/>
+          <w:sz w:val="21"/>
+        </w:rPr>
+        <w:t>风险隔离：没有修改用户 API 地址、Key、模型名、chatAPI 190 秒上限、统一角色 Prompt、普通微信正文生成、角色人设、世界书或朋友圈真实回复 Prompt。首次补丁因同一文件在补丁中重复声明而被编辑器整体拒绝，未落盘；拆为单一文件块后成功。没有采用裁剪统一 Prompt 的高风险方案。</w:t>
+      </w:r>
+    </w:p>
+    <w:p>
+      <w:pPr>
+        <w:spacing w:after="120" w:line="300" w:lineRule="auto"/>
+      </w:pPr>
+      <w:r>
+        <w:rPr>
+          <w:rFonts w:ascii="等线" w:hAnsi="等线" w:eastAsia="等线"/>
+          <w:sz w:val="21"/>
+        </w:rPr>
+        <w:t>验证：app.js 与私人 PhoneWeb.bundle/app.js 语法检查通过；伴生、普通手动回复、朋友圈和共同生活专项 79／79；Windows 完整 Node 回归 850／850。未提升版本、未打包、未提交、未推送。Mac 编译、签名和真实 iPhone 上的普通回复时延、朋友圈评论、屏幕时间完成态及旧 retryAt 迁移仍未验证。</w:t>
+      </w:r>
+    </w:p>
+    <w:p>
+      <w:pPr>
+        <w:pStyle w:val="Heading1"/>
+        <w:pageBreakBefore/>
+      </w:pPr>
+      <w:r>
+        <w:rPr>
+          <w:rFonts w:ascii="等线" w:hAnsi="等线" w:eastAsia="等线"/>
+          <w:sz w:val="32"/>
+        </w:rPr>
+        <w:t>v1003／私人 1.0.124 回复链路回归修复发布记录（2026-08-20）</w:t>
+      </w:r>
+    </w:p>
+    <w:p>
+      <w:pPr>
+        <w:spacing w:after="120" w:line="300" w:lineRule="auto"/>
+      </w:pPr>
+      <w:r>
+        <w:rPr>
+          <w:rFonts w:ascii="等线" w:hAnsi="等线" w:eastAsia="等线"/>
+          <w:sz w:val="21"/>
+        </w:rPr>
+        <w:t>发布范围：在用户确认 v1000 为最后正常回复基线后，只发布已经完成根因对照的回复回归热修。网页版本提升为 v1003，私人 iOS 提升为 1.0.124 (124)，原生桥保持 25；不得把版本提升写成 Mac 或真机已经验证。</w:t>
+      </w:r>
+    </w:p>
+    <w:p>
+      <w:pPr>
+        <w:spacing w:after="120" w:line="300" w:lineRule="auto"/>
+      </w:pPr>
+      <w:r>
+        <w:rPr>
+          <w:rFonts w:ascii="等线" w:hAnsi="等线" w:eastAsia="等线"/>
+          <w:sz w:val="21"/>
+        </w:rPr>
+        <w:t>修复内容：phoneFactRetry 继续保存真实读取结果，但不再由 15 秒循环跨重启自动调用模型；旧 retryAt 原位迁移为 manual。replyGenerationRun 同时识别读取通道预先占用与运行中代次变化，两种正常接管都不重试、不误报模型或 API。朋友圈冷启动 pending 状态只转为真实失败和重试入口，不生成假回复。</w:t>
+      </w:r>
+    </w:p>
+    <w:p>
+      <w:pPr>
+        <w:spacing w:after="120" w:line="300" w:lineRule="auto"/>
+      </w:pPr>
+      <w:r>
+        <w:rPr>
+          <w:rFonts w:ascii="等线" w:hAnsi="等线" w:eastAsia="等线"/>
+          <w:sz w:val="21"/>
+        </w:rPr>
+        <w:t>保留能力：v1001 的主动伴生、每日必查、低电、失联、心率关心、手动解锁、朋友圈真实评论／置顶／配图、聊天详情、拍一拍删除和精确远控，以及 v1002 的三个入口分工和屏幕时间 450 毫秒完成横幅全部保留。API 配置、统一角色 Prompt、普通正文生成和角色资料没有修改。</w:t>
+      </w:r>
+    </w:p>
+    <w:p>
+      <w:pPr>
+        <w:spacing w:after="120" w:line="300" w:lineRule="auto"/>
+      </w:pPr>
+      <w:r>
+        <w:rPr>
+          <w:rFonts w:ascii="等线" w:hAnsi="等线" w:eastAsia="等线"/>
+          <w:sz w:val="21"/>
+        </w:rPr>
+        <w:t>验证与交付：共享源码和唯一 PhoneWeb.bundle 由 manifest 重建；JavaScript 语法、版本一致性、专项与 Windows 完整 Node 回归为 850／850。ZIP 必须只含全新 SmallPhone_v1003_ReplyPipelineRegressionRepair 工程、请在Mac编译前先读.md 和第一百二十四次安装说明，不夹带旧说明、预览、临时脚本或嵌套 ZIP。Mac 编译、签名和真实 iPhone 仍未完成。</w:t>
+      </w:r>
+    </w:p>
+    <w:p>
+      <w:pPr>
+        <w:pStyle w:val="Heading1"/>
+        <w:pageBreakBefore/>
+      </w:pPr>
+      <w:r>
+        <w:rPr>
+          <w:rFonts w:ascii="等线" w:hAnsi="等线" w:eastAsia="等线"/>
+          <w:sz w:val="32"/>
+        </w:rPr>
+        <w:t>v1006／私人 1.0.127 后台模型、通话与朋友圈回复修复记录（2026-08-20）</w:t>
+      </w:r>
+    </w:p>
+    <w:p>
+      <w:pPr>
+        <w:spacing w:after="120" w:line="300" w:lineRule="auto"/>
+      </w:pPr>
+      <w:r>
+        <w:rPr>
+          <w:rFonts w:ascii="等线" w:hAnsi="等线" w:eastAsia="等线"/>
+          <w:sz w:val="21"/>
+        </w:rPr>
+        <w:t>真实根因：v996 迁移到独立伴生云后，只配置了 APNs 和系统密钥，没有任何 OPENAI、DashScope 或 MiniMax 模型提供方；后台任务因此在生成阶段返回 no-provider，根本没有走到 APNs。旧“当前模型”提示只核验任务入库，没有把私人 App 当前角色所用的 API 地址、Key 和模型名同步到服务器，也没有核对最终投递结果。</w:t>
+      </w:r>
+    </w:p>
+    <w:p>
+      <w:pPr>
+        <w:spacing w:after="120" w:line="300" w:lineRule="auto"/>
+      </w:pPr>
+      <w:r>
+        <w:rPr>
+          <w:rFonts w:ascii="等线" w:hAnsi="等线" w:eastAsia="等线"/>
+          <w:sz w:val="21"/>
+        </w:rPr>
+        <w:t>第二个独立根因：私人 App 的隔离包装把 roleBackgroundDispatchNow(true) 改成了无参数调用，丢失 keepalive；退到后台后 iOS 可能取消加速派发请求。旧界面又把入队成功误写成即将送达，使生成失败、APNs 失败和用户看不到通知无法区分。</w:t>
+      </w:r>
+    </w:p>
+    <w:p>
+      <w:pPr>
+        <w:spacing w:after="120" w:line="300" w:lineRule="auto"/>
+      </w:pPr>
+      <w:r>
+        <w:rPr>
+          <w:rFonts w:ascii="等线" w:hAnsi="等线" w:eastAsia="等线"/>
+          <w:sz w:val="21"/>
+        </w:rPr>
+        <w:t>后台修复：开启后台主动联系时，把当前角色实际使用的 HTTPS API 线路放入受 owner secret 保护的角色资料；服务器优先执行该线路，拒绝 localhost、私网和非 HTTPS 地址。关闭功能时清除模型线路。立即测试保留任务 UUID，通过 task_status 核对生成、outbox 与 APNs 结果，并显示 no-provider、鉴权、余额、限流、无令牌、APNs 未配置或 Apple 拒绝等真实原因；隔离包装完整转发所有参数。phone-role-push 已部署到独立云，安全在线探针已确认新 task_status 分支生效。</w:t>
+      </w:r>
+    </w:p>
+    <w:p>
+      <w:pPr>
+        <w:spacing w:after="120" w:line="300" w:lineRule="auto"/>
+      </w:pPr>
+      <w:r>
+        <w:rPr>
+          <w:rFonts w:ascii="等线" w:hAnsi="等线" w:eastAsia="等线"/>
+          <w:sz w:val="21"/>
+        </w:rPr>
+        <w:t>通话修复：电话提示不再无界携带完整长期记忆与全部历史；只选相关记忆，历史最多 48 条、12000 字符，超长单条压缩。保留原 chatAPI 与通话结构，避免私人 App 因巨大请求长时间无字幕、无声音后超时。</w:t>
+      </w:r>
+    </w:p>
+    <w:p>
+      <w:pPr>
+        <w:spacing w:after="120" w:line="300" w:lineRule="auto"/>
+      </w:pPr>
+      <w:r>
+        <w:rPr>
+          <w:rFonts w:ascii="等线" w:hAnsi="等线" w:eastAsia="等线"/>
+          <w:sz w:val="21"/>
+        </w:rPr>
+        <w:t>朋友圈修复：评论保存准确角色目标，重试仍回复原评论；评论线程、近期聊天和长期记忆均设上限并按内容选取。只进行一次真实 chatAPI 请求，真实结果只追加一次；失败只留下重试状态，禁止生成假评论。</w:t>
+      </w:r>
+    </w:p>
+    <w:p>
+      <w:pPr>
+        <w:spacing w:after="120" w:line="300" w:lineRule="auto"/>
+      </w:pPr>
+      <w:r>
+        <w:rPr>
+          <w:rFonts w:ascii="等线" w:hAnsi="等线" w:eastAsia="等线"/>
+          <w:sz w:val="21"/>
+        </w:rPr>
+        <w:t>验证与边界：JavaScript 语法、后台任务、私人隔离、朋友圈原函数运行时、通话提示预算及 Windows 完整 Node 回归 857／857 通过；独立云函数已部署且在线安全探针通过。Mac 编译、签名、真实 iPhone 的电话声音／字幕、朋友圈真实模型时延、APNs 可见通知仍未完成，不能写成真机通过。</w:t>
       </w:r>
     </w:p>
     <w:sectPr>
